--- a/CÔNG TY TNHH VINBRIC TECH/GPKD.docx
+++ b/CÔNG TY TNHH VINBRIC TECH/GPKD.docx
@@ -1,6 +1,6 @@
 
 <file path=word/document.xml><?xml version="1.0" encoding="utf-8"?>
-<w:document xmlns:wpc="http://schemas.microsoft.com/office/word/2010/wordprocessingCanvas" xmlns:cx="http://schemas.microsoft.com/office/drawing/2014/chartex" xmlns:cx1="http://schemas.microsoft.com/office/drawing/2015/9/8/chartex" xmlns:mc="http://schemas.openxmlformats.org/markup-compatibility/2006" xmlns:o="urn:schemas-microsoft-com:office:office" xmlns:r="http://schemas.openxmlformats.org/officeDocument/2006/relationships" xmlns:m="http://schemas.openxmlformats.org/officeDocument/2006/math" xmlns:v="urn:schemas-microsoft-com:vml" xmlns:wp14="http://schemas.microsoft.com/office/word/2010/wordprocessingDrawing" xmlns:wp="http://schemas.openxmlformats.org/drawingml/2006/wordprocessingDrawing" xmlns:w10="urn:schemas-microsoft-com:office:word" xmlns:w="http://schemas.openxmlformats.org/wordprocessingml/2006/main" xmlns:w14="http://schemas.microsoft.com/office/word/2010/wordml" xmlns:w15="http://schemas.microsoft.com/office/word/2012/wordml" xmlns:w16se="http://schemas.microsoft.com/office/word/2015/wordml/symex" xmlns:wpg="http://schemas.microsoft.com/office/word/2010/wordprocessingGroup" xmlns:wpi="http://schemas.microsoft.com/office/word/2010/wordprocessingInk" xmlns:wne="http://schemas.microsoft.com/office/word/2006/wordml" xmlns:wps="http://schemas.microsoft.com/office/word/2010/wordprocessingShape" mc:Ignorable="w14 w15 w16se wp14">
+<w:document xmlns:wpc="http://schemas.microsoft.com/office/word/2010/wordprocessingCanvas" xmlns:cx="http://schemas.microsoft.com/office/drawing/2014/chartex" xmlns:cx1="http://schemas.microsoft.com/office/drawing/2015/9/8/chartex" xmlns:cx2="http://schemas.microsoft.com/office/drawing/2015/10/21/chartex" xmlns:cx3="http://schemas.microsoft.com/office/drawing/2016/5/9/chartex" xmlns:cx4="http://schemas.microsoft.com/office/drawing/2016/5/10/chartex" xmlns:cx5="http://schemas.microsoft.com/office/drawing/2016/5/11/chartex" xmlns:cx6="http://schemas.microsoft.com/office/drawing/2016/5/12/chartex" xmlns:cx7="http://schemas.microsoft.com/office/drawing/2016/5/13/chartex" xmlns:cx8="http://schemas.microsoft.com/office/drawing/2016/5/14/chartex" xmlns:mc="http://schemas.openxmlformats.org/markup-compatibility/2006" xmlns:aink="http://schemas.microsoft.com/office/drawing/2016/ink" xmlns:am3d="http://schemas.microsoft.com/office/drawing/2017/model3d" xmlns:o="urn:schemas-microsoft-com:office:office" xmlns:oel="http://schemas.microsoft.com/office/2019/extlst" xmlns:r="http://schemas.openxmlformats.org/officeDocument/2006/relationships" xmlns:m="http://schemas.openxmlformats.org/officeDocument/2006/math" xmlns:v="urn:schemas-microsoft-com:vml" xmlns:wp14="http://schemas.microsoft.com/office/word/2010/wordprocessingDrawing" xmlns:wp="http://schemas.openxmlformats.org/drawingml/2006/wordprocessingDrawing" xmlns:w10="urn:schemas-microsoft-com:office:word" xmlns:w="http://schemas.openxmlformats.org/wordprocessingml/2006/main" xmlns:w14="http://schemas.microsoft.com/office/word/2010/wordml" xmlns:w15="http://schemas.microsoft.com/office/word/2012/wordml" xmlns:w16cex="http://schemas.microsoft.com/office/word/2018/wordml/cex" xmlns:w16cid="http://schemas.microsoft.com/office/word/2016/wordml/cid" xmlns:w16="http://schemas.microsoft.com/office/word/2018/wordml" xmlns:w16du="http://schemas.microsoft.com/office/word/2023/wordml/word16du" xmlns:w16sdtdh="http://schemas.microsoft.com/office/word/2020/wordml/sdtdatahash" xmlns:w16sdtfl="http://schemas.microsoft.com/office/word/2024/wordml/sdtformatlock" xmlns:w16se="http://schemas.microsoft.com/office/word/2015/wordml/symex" xmlns:wpg="http://schemas.microsoft.com/office/word/2010/wordprocessingGroup" xmlns:wpi="http://schemas.microsoft.com/office/word/2010/wordprocessingInk" xmlns:wne="http://schemas.microsoft.com/office/word/2006/wordml" xmlns:wps="http://schemas.microsoft.com/office/word/2010/wordprocessingShape" mc:Ignorable="w14 w15 w16se w16cid w16 w16cex w16sdtdh w16sdtfl w16du wp14">
   <w:body>
     <w:tbl>
       <w:tblPr>
@@ -31,21 +31,7 @@
                 <w:b/>
                 <w:sz w:val="22"/>
               </w:rPr>
-              <w:t>S</w:t>
-            </w:r>
-            <w:r>
-              <w:rPr>
-                <w:b/>
-                <w:sz w:val="22"/>
-              </w:rPr>
-              <w:t>Ở</w:t>
-            </w:r>
-            <w:r>
-              <w:rPr>
-                <w:b/>
-                <w:sz w:val="22"/>
-              </w:rPr>
-              <w:t xml:space="preserve"> TÀI CHÍNH</w:t>
+              <w:t>SỞ TÀI CHÍNH</w:t>
             </w:r>
             <w:r>
               <w:rPr>
@@ -53,35 +39,7 @@
                 <w:sz w:val="22"/>
               </w:rPr>
               <w:br/>
-              <w:t>THÀNH PH</w:t>
-            </w:r>
-            <w:r>
-              <w:rPr>
-                <w:b/>
-                <w:sz w:val="22"/>
-              </w:rPr>
-              <w:t>Ố</w:t>
-            </w:r>
-            <w:r>
-              <w:rPr>
-                <w:b/>
-                <w:sz w:val="22"/>
-              </w:rPr>
-              <w:t xml:space="preserve"> H</w:t>
-            </w:r>
-            <w:r>
-              <w:rPr>
-                <w:b/>
-                <w:sz w:val="22"/>
-              </w:rPr>
-              <w:t>Ồ</w:t>
-            </w:r>
-            <w:r>
-              <w:rPr>
-                <w:b/>
-                <w:sz w:val="22"/>
-              </w:rPr>
-              <w:t xml:space="preserve"> CHÍ MINH</w:t>
+              <w:t>THÀNH PHỐ HỒ CHÍ MINH</w:t>
             </w:r>
             <w:r>
               <w:rPr>
@@ -114,63 +72,7 @@
                 <w:b/>
                 <w:sz w:val="22"/>
               </w:rPr>
-              <w:t>C</w:t>
-            </w:r>
-            <w:r>
-              <w:rPr>
-                <w:b/>
-                <w:sz w:val="22"/>
-              </w:rPr>
-              <w:t>Ộ</w:t>
-            </w:r>
-            <w:r>
-              <w:rPr>
-                <w:b/>
-                <w:sz w:val="22"/>
-              </w:rPr>
-              <w:t>NG HÒA XÃ H</w:t>
-            </w:r>
-            <w:r>
-              <w:rPr>
-                <w:b/>
-                <w:sz w:val="22"/>
-              </w:rPr>
-              <w:t>Ộ</w:t>
-            </w:r>
-            <w:r>
-              <w:rPr>
-                <w:b/>
-                <w:sz w:val="22"/>
-              </w:rPr>
-              <w:t>I CH</w:t>
-            </w:r>
-            <w:r>
-              <w:rPr>
-                <w:b/>
-                <w:sz w:val="22"/>
-              </w:rPr>
-              <w:t>Ủ</w:t>
-            </w:r>
-            <w:r>
-              <w:rPr>
-                <w:b/>
-                <w:sz w:val="22"/>
-              </w:rPr>
-              <w:t xml:space="preserve"> NGHĨA VI</w:t>
-            </w:r>
-            <w:r>
-              <w:rPr>
-                <w:b/>
-                <w:sz w:val="22"/>
-              </w:rPr>
-              <w:t>Ệ</w:t>
-            </w:r>
-            <w:r>
-              <w:rPr>
-                <w:b/>
-                <w:sz w:val="22"/>
-              </w:rPr>
-              <w:t>T NAM</w:t>
+              <w:t>CỘNG HÒA XÃ HỘI CHỦ NGHĨA VIỆT NAM</w:t>
             </w:r>
             <w:r>
               <w:rPr>
@@ -179,78 +81,88 @@
               </w:rPr>
               <w:br/>
             </w:r>
+            <w:proofErr w:type="spellStart"/>
             <w:r>
               <w:rPr>
                 <w:b/>
                 <w:sz w:val="22"/>
                 <w:u w:val="single"/>
               </w:rPr>
-              <w:t>Đ</w:t>
+              <w:t>Độc</w:t>
             </w:r>
+            <w:proofErr w:type="spellEnd"/>
             <w:r>
               <w:rPr>
                 <w:b/>
                 <w:sz w:val="22"/>
                 <w:u w:val="single"/>
               </w:rPr>
-              <w:t>ộ</w:t>
+              <w:t xml:space="preserve"> </w:t>
             </w:r>
+            <w:proofErr w:type="spellStart"/>
             <w:r>
               <w:rPr>
                 <w:b/>
                 <w:sz w:val="22"/>
                 <w:u w:val="single"/>
               </w:rPr>
-              <w:t>c l</w:t>
+              <w:t>lập</w:t>
             </w:r>
+            <w:proofErr w:type="spellEnd"/>
             <w:r>
               <w:rPr>
                 <w:b/>
                 <w:sz w:val="22"/>
                 <w:u w:val="single"/>
               </w:rPr>
-              <w:t>ậ</w:t>
+              <w:t xml:space="preserve"> - </w:t>
             </w:r>
+            <w:proofErr w:type="spellStart"/>
             <w:r>
               <w:rPr>
                 <w:b/>
                 <w:sz w:val="22"/>
                 <w:u w:val="single"/>
               </w:rPr>
-              <w:t>p - T</w:t>
+              <w:t>Tự</w:t>
             </w:r>
+            <w:proofErr w:type="spellEnd"/>
             <w:r>
               <w:rPr>
                 <w:b/>
                 <w:sz w:val="22"/>
                 <w:u w:val="single"/>
               </w:rPr>
-              <w:t>ự</w:t>
+              <w:t xml:space="preserve"> do - </w:t>
             </w:r>
+            <w:proofErr w:type="spellStart"/>
             <w:r>
               <w:rPr>
                 <w:b/>
                 <w:sz w:val="22"/>
                 <w:u w:val="single"/>
               </w:rPr>
-              <w:t xml:space="preserve"> do - H</w:t>
+              <w:t>Hạnh</w:t>
             </w:r>
+            <w:proofErr w:type="spellEnd"/>
             <w:r>
               <w:rPr>
                 <w:b/>
                 <w:sz w:val="22"/>
                 <w:u w:val="single"/>
               </w:rPr>
-              <w:t>ạ</w:t>
+              <w:t xml:space="preserve"> </w:t>
             </w:r>
+            <w:proofErr w:type="spellStart"/>
             <w:r>
               <w:rPr>
                 <w:b/>
                 <w:sz w:val="22"/>
                 <w:u w:val="single"/>
               </w:rPr>
-              <w:t>nh phúc</w:t>
+              <w:t>phúc</w:t>
             </w:r>
+            <w:proofErr w:type="spellEnd"/>
           </w:p>
         </w:tc>
       </w:tr>
@@ -270,63 +182,7 @@
           <w:b/>
           <w:sz w:val="28"/>
         </w:rPr>
-        <w:t>GI</w:t>
-      </w:r>
-      <w:r>
-        <w:rPr>
-          <w:b/>
-          <w:sz w:val="28"/>
-        </w:rPr>
-        <w:t>Ấ</w:t>
-      </w:r>
-      <w:r>
-        <w:rPr>
-          <w:b/>
-          <w:sz w:val="28"/>
-        </w:rPr>
-        <w:t>Y CH</w:t>
-      </w:r>
-      <w:r>
-        <w:rPr>
-          <w:b/>
-          <w:sz w:val="28"/>
-        </w:rPr>
-        <w:t>Ứ</w:t>
-      </w:r>
-      <w:r>
-        <w:rPr>
-          <w:b/>
-          <w:sz w:val="28"/>
-        </w:rPr>
-        <w:t>NG NH</w:t>
-      </w:r>
-      <w:r>
-        <w:rPr>
-          <w:b/>
-          <w:sz w:val="28"/>
-        </w:rPr>
-        <w:t>Ậ</w:t>
-      </w:r>
-      <w:r>
-        <w:rPr>
-          <w:b/>
-          <w:sz w:val="28"/>
-        </w:rPr>
-        <w:t>N ĐĂNG KÝ DOANH NGHI</w:t>
-      </w:r>
-      <w:r>
-        <w:rPr>
-          <w:b/>
-          <w:sz w:val="28"/>
-        </w:rPr>
-        <w:t>Ệ</w:t>
-      </w:r>
-      <w:r>
-        <w:rPr>
-          <w:b/>
-          <w:sz w:val="28"/>
-        </w:rPr>
-        <w:t>P</w:t>
+        <w:t>GIẤY CHỨNG NHẬN ĐĂNG KÝ DOANH NGHIỆP</w:t>
       </w:r>
     </w:p>
     <w:p>
@@ -339,63 +195,7 @@
           <w:b/>
           <w:sz w:val="26"/>
         </w:rPr>
-        <w:t>CÔNG TY TRÁCH NHI</w:t>
-      </w:r>
-      <w:r>
-        <w:rPr>
-          <w:b/>
-          <w:sz w:val="26"/>
-        </w:rPr>
-        <w:t>Ệ</w:t>
-      </w:r>
-      <w:r>
-        <w:rPr>
-          <w:b/>
-          <w:sz w:val="26"/>
-        </w:rPr>
-        <w:t>M H</w:t>
-      </w:r>
-      <w:r>
-        <w:rPr>
-          <w:b/>
-          <w:sz w:val="26"/>
-        </w:rPr>
-        <w:t>Ữ</w:t>
-      </w:r>
-      <w:r>
-        <w:rPr>
-          <w:b/>
-          <w:sz w:val="26"/>
-        </w:rPr>
-        <w:t>U H</w:t>
-      </w:r>
-      <w:r>
-        <w:rPr>
-          <w:b/>
-          <w:sz w:val="26"/>
-        </w:rPr>
-        <w:t>Ạ</w:t>
-      </w:r>
-      <w:r>
-        <w:rPr>
-          <w:b/>
-          <w:sz w:val="26"/>
-        </w:rPr>
-        <w:t>N M</w:t>
-      </w:r>
-      <w:r>
-        <w:rPr>
-          <w:b/>
-          <w:sz w:val="26"/>
-        </w:rPr>
-        <w:t>Ộ</w:t>
-      </w:r>
-      <w:r>
-        <w:rPr>
-          <w:b/>
-          <w:sz w:val="26"/>
-        </w:rPr>
-        <w:t>T THÀNH VIÊN</w:t>
+        <w:t>CÔNG TY TRÁCH NHIỆM HỮU HẠN MỘT THÀNH VIÊN</w:t>
       </w:r>
     </w:p>
     <w:p>
@@ -403,35 +203,61 @@
         <w:spacing w:after="80"/>
         <w:jc w:val="center"/>
       </w:pPr>
+      <w:proofErr w:type="spellStart"/>
       <w:r>
         <w:rPr>
           <w:b/>
         </w:rPr>
-        <w:t>Mã s</w:t>
-      </w:r>
+        <w:t>Mã</w:t>
+      </w:r>
+      <w:proofErr w:type="spellEnd"/>
       <w:r>
         <w:rPr>
           <w:b/>
         </w:rPr>
-        <w:t>ố</w:t>
-      </w:r>
+        <w:t xml:space="preserve"> </w:t>
+      </w:r>
+      <w:proofErr w:type="spellStart"/>
       <w:r>
         <w:rPr>
           <w:b/>
         </w:rPr>
-        <w:t xml:space="preserve"> doanh nghi</w:t>
-      </w:r>
+        <w:t>số</w:t>
+      </w:r>
+      <w:proofErr w:type="spellEnd"/>
       <w:r>
         <w:rPr>
           <w:b/>
         </w:rPr>
-        <w:t>ệ</w:t>
-      </w:r>
+        <w:t xml:space="preserve"> </w:t>
+      </w:r>
+      <w:proofErr w:type="spellStart"/>
       <w:r>
         <w:rPr>
           <w:b/>
         </w:rPr>
-        <w:t>p: 3703449549</w:t>
+        <w:t>doanh</w:t>
+      </w:r>
+      <w:proofErr w:type="spellEnd"/>
+      <w:r>
+        <w:rPr>
+          <w:b/>
+        </w:rPr>
+        <w:t xml:space="preserve"> </w:t>
+      </w:r>
+      <w:proofErr w:type="spellStart"/>
+      <w:r>
+        <w:rPr>
+          <w:b/>
+        </w:rPr>
+        <w:t>nghiệp</w:t>
+      </w:r>
+      <w:proofErr w:type="spellEnd"/>
+      <w:r>
+        <w:rPr>
+          <w:b/>
+        </w:rPr>
+        <w:t>: 3703449549</w:t>
       </w:r>
     </w:p>
     <w:p>
@@ -439,41 +265,103 @@
         <w:spacing w:after="360"/>
         <w:jc w:val="center"/>
       </w:pPr>
+      <w:proofErr w:type="spellStart"/>
       <w:r>
         <w:rPr>
           <w:i/>
         </w:rPr>
-        <w:t>Đăng ký l</w:t>
-      </w:r>
+        <w:t>Đăng</w:t>
+      </w:r>
+      <w:proofErr w:type="spellEnd"/>
       <w:r>
         <w:rPr>
           <w:i/>
         </w:rPr>
-        <w:t>ầ</w:t>
-      </w:r>
+        <w:t xml:space="preserve"> </w:t>
+      </w:r>
+      <w:proofErr w:type="spellStart"/>
       <w:r>
         <w:rPr>
           <w:i/>
         </w:rPr>
-        <w:t>n đ</w:t>
-      </w:r>
+        <w:t>ký</w:t>
+      </w:r>
+      <w:proofErr w:type="spellEnd"/>
       <w:r>
         <w:rPr>
           <w:i/>
         </w:rPr>
-        <w:t>ầ</w:t>
-      </w:r>
+        <w:t xml:space="preserve"> </w:t>
+      </w:r>
+      <w:proofErr w:type="spellStart"/>
       <w:r>
         <w:rPr>
           <w:i/>
         </w:rPr>
-        <w:t xml:space="preserve">u: </w:t>
-      </w:r>
+        <w:t>lần</w:t>
+      </w:r>
+      <w:proofErr w:type="spellEnd"/>
       <w:r>
         <w:rPr>
           <w:i/>
         </w:rPr>
-        <w:t>ngày 12 tháng 03 năm 2026</w:t>
+        <w:t xml:space="preserve"> </w:t>
+      </w:r>
+      <w:proofErr w:type="spellStart"/>
+      <w:r>
+        <w:rPr>
+          <w:i/>
+        </w:rPr>
+        <w:t>đầu</w:t>
+      </w:r>
+      <w:proofErr w:type="spellEnd"/>
+      <w:r>
+        <w:rPr>
+          <w:i/>
+        </w:rPr>
+        <w:t xml:space="preserve">: </w:t>
+      </w:r>
+      <w:proofErr w:type="spellStart"/>
+      <w:r>
+        <w:rPr>
+          <w:i/>
+        </w:rPr>
+        <w:t>ngày</w:t>
+      </w:r>
+      <w:proofErr w:type="spellEnd"/>
+      <w:r>
+        <w:rPr>
+          <w:i/>
+        </w:rPr>
+        <w:t xml:space="preserve"> 12 </w:t>
+      </w:r>
+      <w:proofErr w:type="spellStart"/>
+      <w:r>
+        <w:rPr>
+          <w:i/>
+        </w:rPr>
+        <w:t>tháng</w:t>
+      </w:r>
+      <w:proofErr w:type="spellEnd"/>
+      <w:r>
+        <w:rPr>
+          <w:i/>
+        </w:rPr>
+        <w:t xml:space="preserve"> 03 </w:t>
+      </w:r>
+      <w:proofErr w:type="spellStart"/>
+      <w:r>
+        <w:rPr>
+          <w:i/>
+        </w:rPr>
+        <w:t>năm</w:t>
+      </w:r>
+      <w:proofErr w:type="spellEnd"/>
+      <w:r>
+        <w:rPr>
+          <w:i/>
+        </w:rPr>
+        <w:t xml:space="preserve"> 2026</w:t>
       </w:r>
     </w:p>
     <w:p>
@@ -484,66 +372,110 @@
         <w:rPr>
           <w:b/>
         </w:rPr>
-        <w:t>1. Tên công ty</w:t>
+        <w:t xml:space="preserve">1. </w:t>
+      </w:r>
+      <w:proofErr w:type="spellStart"/>
+      <w:r>
+        <w:rPr>
+          <w:b/>
+        </w:rPr>
+        <w:t>Tên</w:t>
+      </w:r>
+      <w:proofErr w:type="spellEnd"/>
+      <w:r>
+        <w:rPr>
+          <w:b/>
+        </w:rPr>
+        <w:t xml:space="preserve"> </w:t>
+      </w:r>
+      <w:proofErr w:type="spellStart"/>
+      <w:r>
+        <w:rPr>
+          <w:b/>
+        </w:rPr>
+        <w:t>công</w:t>
+      </w:r>
+      <w:proofErr w:type="spellEnd"/>
+      <w:r>
+        <w:rPr>
+          <w:b/>
+        </w:rPr>
+        <w:t xml:space="preserve"> ty</w:t>
       </w:r>
     </w:p>
     <w:p>
       <w:pPr>
         <w:spacing w:after="60"/>
       </w:pPr>
+      <w:proofErr w:type="spellStart"/>
       <w:r>
         <w:rPr>
           <w:b/>
         </w:rPr>
-        <w:t>Tên công ty vi</w:t>
-      </w:r>
+        <w:t>Tên</w:t>
+      </w:r>
+      <w:proofErr w:type="spellEnd"/>
       <w:r>
         <w:rPr>
           <w:b/>
         </w:rPr>
-        <w:t>ế</w:t>
-      </w:r>
+        <w:t xml:space="preserve"> </w:t>
+      </w:r>
+      <w:proofErr w:type="spellStart"/>
       <w:r>
         <w:rPr>
           <w:b/>
         </w:rPr>
-        <w:t>t b</w:t>
-      </w:r>
+        <w:t>công</w:t>
+      </w:r>
+      <w:proofErr w:type="spellEnd"/>
       <w:r>
         <w:rPr>
           <w:b/>
         </w:rPr>
-        <w:t>ằ</w:t>
-      </w:r>
+        <w:t xml:space="preserve"> ty </w:t>
+      </w:r>
+      <w:proofErr w:type="spellStart"/>
       <w:r>
         <w:rPr>
           <w:b/>
         </w:rPr>
-        <w:t>ng ti</w:t>
-      </w:r>
+        <w:t>viết</w:t>
+      </w:r>
+      <w:proofErr w:type="spellEnd"/>
       <w:r>
         <w:rPr>
           <w:b/>
         </w:rPr>
-        <w:t>ế</w:t>
-      </w:r>
+        <w:t xml:space="preserve"> </w:t>
+      </w:r>
+      <w:proofErr w:type="spellStart"/>
       <w:r>
         <w:rPr>
           <w:b/>
         </w:rPr>
-        <w:t>ng Vi</w:t>
-      </w:r>
+        <w:t>bằng</w:t>
+      </w:r>
+      <w:proofErr w:type="spellEnd"/>
       <w:r>
         <w:rPr>
           <w:b/>
         </w:rPr>
-        <w:t>ệ</w:t>
-      </w:r>
+        <w:t xml:space="preserve"> </w:t>
+      </w:r>
+      <w:proofErr w:type="spellStart"/>
       <w:r>
         <w:rPr>
           <w:b/>
         </w:rPr>
-        <w:t xml:space="preserve">t: </w:t>
+        <w:t>tiếng</w:t>
+      </w:r>
+      <w:proofErr w:type="spellEnd"/>
+      <w:r>
+        <w:rPr>
+          <w:b/>
+        </w:rPr>
+        <w:t xml:space="preserve"> Việt: </w:t>
       </w:r>
       <w:r>
         <w:t>CÔNG TY TNHH VINBRIC TECH</w:t>
@@ -553,59 +485,103 @@
       <w:pPr>
         <w:spacing w:after="60"/>
       </w:pPr>
+      <w:proofErr w:type="spellStart"/>
       <w:r>
         <w:rPr>
           <w:b/>
         </w:rPr>
-        <w:t>Tên công ty vi</w:t>
-      </w:r>
+        <w:t>Tên</w:t>
+      </w:r>
+      <w:proofErr w:type="spellEnd"/>
       <w:r>
         <w:rPr>
           <w:b/>
         </w:rPr>
-        <w:t>ế</w:t>
-      </w:r>
+        <w:t xml:space="preserve"> </w:t>
+      </w:r>
+      <w:proofErr w:type="spellStart"/>
       <w:r>
         <w:rPr>
           <w:b/>
         </w:rPr>
-        <w:t>t b</w:t>
-      </w:r>
+        <w:t>công</w:t>
+      </w:r>
+      <w:proofErr w:type="spellEnd"/>
       <w:r>
         <w:rPr>
           <w:b/>
         </w:rPr>
-        <w:t>ằ</w:t>
-      </w:r>
+        <w:t xml:space="preserve"> ty </w:t>
+      </w:r>
+      <w:proofErr w:type="spellStart"/>
       <w:r>
         <w:rPr>
           <w:b/>
         </w:rPr>
-        <w:t>ng ti</w:t>
-      </w:r>
+        <w:t>viết</w:t>
+      </w:r>
+      <w:proofErr w:type="spellEnd"/>
       <w:r>
         <w:rPr>
           <w:b/>
         </w:rPr>
-        <w:t>ế</w:t>
-      </w:r>
+        <w:t xml:space="preserve"> </w:t>
+      </w:r>
+      <w:proofErr w:type="spellStart"/>
       <w:r>
         <w:rPr>
           <w:b/>
         </w:rPr>
-        <w:t>ng nư</w:t>
-      </w:r>
+        <w:t>bằng</w:t>
+      </w:r>
+      <w:proofErr w:type="spellEnd"/>
       <w:r>
         <w:rPr>
           <w:b/>
         </w:rPr>
-        <w:t>ớ</w:t>
-      </w:r>
+        <w:t xml:space="preserve"> </w:t>
+      </w:r>
+      <w:proofErr w:type="spellStart"/>
       <w:r>
         <w:rPr>
           <w:b/>
         </w:rPr>
-        <w:t xml:space="preserve">c ngoài: </w:t>
+        <w:t>tiếng</w:t>
+      </w:r>
+      <w:proofErr w:type="spellEnd"/>
+      <w:r>
+        <w:rPr>
+          <w:b/>
+        </w:rPr>
+        <w:t xml:space="preserve"> </w:t>
+      </w:r>
+      <w:proofErr w:type="spellStart"/>
+      <w:r>
+        <w:rPr>
+          <w:b/>
+        </w:rPr>
+        <w:t>nước</w:t>
+      </w:r>
+      <w:proofErr w:type="spellEnd"/>
+      <w:r>
+        <w:rPr>
+          <w:b/>
+        </w:rPr>
+        <w:t xml:space="preserve"> </w:t>
+      </w:r>
+      <w:proofErr w:type="spellStart"/>
+      <w:r>
+        <w:rPr>
+          <w:b/>
+        </w:rPr>
+        <w:t>ngoài</w:t>
+      </w:r>
+      <w:proofErr w:type="spellEnd"/>
+      <w:r>
+        <w:rPr>
+          <w:b/>
+        </w:rPr>
+        <w:t xml:space="preserve">: </w:t>
       </w:r>
       <w:r>
         <w:t>VINBRIC TECH COMPANY LIMITED</w:t>
@@ -615,39 +591,70 @@
       <w:pPr>
         <w:spacing w:after="60"/>
       </w:pPr>
+      <w:proofErr w:type="spellStart"/>
       <w:r>
         <w:rPr>
           <w:b/>
         </w:rPr>
-        <w:t>Tên công ty vi</w:t>
-      </w:r>
+        <w:t>Tên</w:t>
+      </w:r>
+      <w:proofErr w:type="spellEnd"/>
       <w:r>
         <w:rPr>
           <w:b/>
         </w:rPr>
-        <w:t>ế</w:t>
-      </w:r>
+        <w:t xml:space="preserve"> </w:t>
+      </w:r>
+      <w:proofErr w:type="spellStart"/>
       <w:r>
         <w:rPr>
           <w:b/>
         </w:rPr>
-        <w:t>t t</w:t>
-      </w:r>
+        <w:t>công</w:t>
+      </w:r>
+      <w:proofErr w:type="spellEnd"/>
       <w:r>
         <w:rPr>
           <w:b/>
         </w:rPr>
-        <w:t>ắ</w:t>
-      </w:r>
+        <w:t xml:space="preserve"> ty </w:t>
+      </w:r>
+      <w:proofErr w:type="spellStart"/>
       <w:r>
         <w:rPr>
           <w:b/>
         </w:rPr>
-        <w:t xml:space="preserve">t: </w:t>
-      </w:r>
-      <w:r>
-        <w:t>VINBRIC TECH CO.,LTD</w:t>
-      </w:r>
+        <w:t>viết</w:t>
+      </w:r>
+      <w:proofErr w:type="spellEnd"/>
+      <w:r>
+        <w:rPr>
+          <w:b/>
+        </w:rPr>
+        <w:t xml:space="preserve"> </w:t>
+      </w:r>
+      <w:proofErr w:type="spellStart"/>
+      <w:r>
+        <w:rPr>
+          <w:b/>
+        </w:rPr>
+        <w:t>tắt</w:t>
+      </w:r>
+      <w:proofErr w:type="spellEnd"/>
+      <w:r>
+        <w:rPr>
+          <w:b/>
+        </w:rPr>
+        <w:t xml:space="preserve">: </w:t>
+      </w:r>
+      <w:r>
+        <w:t xml:space="preserve">VINBRIC TECH </w:t>
+      </w:r>
+      <w:proofErr w:type="gramStart"/>
+      <w:r>
+        <w:t>CO.,LTD</w:t>
+      </w:r>
+      <w:proofErr w:type="gramEnd"/>
     </w:p>
     <w:p>
       <w:pPr>
@@ -657,209 +664,244 @@
         <w:rPr>
           <w:b/>
         </w:rPr>
-        <w:t>2. Đ</w:t>
-      </w:r>
+        <w:t xml:space="preserve">2. </w:t>
+      </w:r>
+      <w:proofErr w:type="spellStart"/>
       <w:r>
         <w:rPr>
           <w:b/>
         </w:rPr>
-        <w:t>ị</w:t>
-      </w:r>
+        <w:t>Địa</w:t>
+      </w:r>
+      <w:proofErr w:type="spellEnd"/>
       <w:r>
         <w:rPr>
           <w:b/>
         </w:rPr>
-        <w:t>a ch</w:t>
-      </w:r>
+        <w:t xml:space="preserve"> </w:t>
+      </w:r>
+      <w:proofErr w:type="spellStart"/>
       <w:r>
         <w:rPr>
           <w:b/>
         </w:rPr>
-        <w:t>ỉ</w:t>
-      </w:r>
+        <w:t>chỉ</w:t>
+      </w:r>
+      <w:proofErr w:type="spellEnd"/>
       <w:r>
         <w:rPr>
           <w:b/>
         </w:rPr>
-        <w:t xml:space="preserve"> tr</w:t>
-      </w:r>
+        <w:t xml:space="preserve"> </w:t>
+      </w:r>
+      <w:proofErr w:type="spellStart"/>
       <w:r>
         <w:rPr>
           <w:b/>
         </w:rPr>
-        <w:t>ụ</w:t>
-      </w:r>
+        <w:t>trụ</w:t>
+      </w:r>
+      <w:proofErr w:type="spellEnd"/>
       <w:r>
         <w:rPr>
           <w:b/>
         </w:rPr>
-        <w:t xml:space="preserve"> s</w:t>
-      </w:r>
+        <w:t xml:space="preserve"> </w:t>
+      </w:r>
+      <w:proofErr w:type="spellStart"/>
       <w:r>
         <w:rPr>
           <w:b/>
         </w:rPr>
-        <w:t>ở</w:t>
-      </w:r>
+        <w:t>sở</w:t>
+      </w:r>
+      <w:proofErr w:type="spellEnd"/>
       <w:r>
         <w:rPr>
           <w:b/>
         </w:rPr>
-        <w:t xml:space="preserve"> chính</w:t>
-      </w:r>
+        <w:t xml:space="preserve"> </w:t>
+      </w:r>
+      <w:proofErr w:type="spellStart"/>
+      <w:r>
+        <w:rPr>
+          <w:b/>
+        </w:rPr>
+        <w:t>chính</w:t>
+      </w:r>
+      <w:proofErr w:type="spellEnd"/>
     </w:p>
     <w:p>
       <w:pPr>
         <w:spacing w:after="60"/>
       </w:pPr>
+      <w:proofErr w:type="spellStart"/>
       <w:r>
         <w:rPr>
           <w:i/>
         </w:rPr>
-        <w:t>S</w:t>
-      </w:r>
+        <w:t>Số</w:t>
+      </w:r>
+      <w:proofErr w:type="spellEnd"/>
       <w:r>
         <w:rPr>
           <w:i/>
         </w:rPr>
-        <w:t>ố</w:t>
-      </w:r>
+        <w:t xml:space="preserve"> 1/478, </w:t>
+      </w:r>
+      <w:proofErr w:type="spellStart"/>
       <w:r>
         <w:rPr>
           <w:i/>
         </w:rPr>
-        <w:t xml:space="preserve"> 1/478, Đư</w:t>
-      </w:r>
+        <w:t>Đường</w:t>
+      </w:r>
+      <w:proofErr w:type="spellEnd"/>
       <w:r>
         <w:rPr>
           <w:i/>
         </w:rPr>
-        <w:t>ờ</w:t>
-      </w:r>
+        <w:t xml:space="preserve"> 22 </w:t>
+      </w:r>
+      <w:proofErr w:type="spellStart"/>
       <w:r>
         <w:rPr>
           <w:i/>
         </w:rPr>
-        <w:t xml:space="preserve">ng 22 </w:t>
-      </w:r>
+        <w:t>tháng</w:t>
+      </w:r>
+      <w:proofErr w:type="spellEnd"/>
       <w:r>
         <w:rPr>
           <w:i/>
         </w:rPr>
-        <w:t>tháng 12, T</w:t>
-      </w:r>
+        <w:t xml:space="preserve"> 12, </w:t>
+      </w:r>
+      <w:proofErr w:type="spellStart"/>
       <w:r>
         <w:rPr>
           <w:i/>
         </w:rPr>
-        <w:t>ổ</w:t>
-      </w:r>
+        <w:t>Tổ</w:t>
+      </w:r>
+      <w:proofErr w:type="spellEnd"/>
       <w:r>
         <w:rPr>
           <w:i/>
         </w:rPr>
-        <w:t xml:space="preserve"> 5, Khu ph</w:t>
-      </w:r>
+        <w:t xml:space="preserve"> 5, Khu </w:t>
+      </w:r>
+      <w:proofErr w:type="spellStart"/>
       <w:r>
         <w:rPr>
           <w:i/>
         </w:rPr>
-        <w:t>ố</w:t>
-      </w:r>
+        <w:t>phố</w:t>
+      </w:r>
+      <w:proofErr w:type="spellEnd"/>
       <w:r>
         <w:rPr>
           <w:i/>
         </w:rPr>
-        <w:t xml:space="preserve"> Hòa Lân 2, Phư</w:t>
-      </w:r>
+        <w:t xml:space="preserve"> </w:t>
+      </w:r>
+      <w:proofErr w:type="spellStart"/>
       <w:r>
         <w:rPr>
           <w:i/>
         </w:rPr>
-        <w:t>ờ</w:t>
-      </w:r>
+        <w:t>Hòa</w:t>
+      </w:r>
+      <w:proofErr w:type="spellEnd"/>
       <w:r>
         <w:rPr>
           <w:i/>
         </w:rPr>
-        <w:t>ng Thu</w:t>
-      </w:r>
+        <w:t xml:space="preserve"> Lân 2, </w:t>
+      </w:r>
+      <w:proofErr w:type="spellStart"/>
       <w:r>
         <w:rPr>
           <w:i/>
         </w:rPr>
-        <w:t>ậ</w:t>
-      </w:r>
+        <w:t>Phường</w:t>
+      </w:r>
+      <w:proofErr w:type="spellEnd"/>
       <w:r>
         <w:rPr>
           <w:i/>
         </w:rPr>
-        <w:t>n Giao, Thành ph</w:t>
-      </w:r>
+        <w:t xml:space="preserve"> </w:t>
+      </w:r>
+      <w:proofErr w:type="spellStart"/>
       <w:r>
         <w:rPr>
           <w:i/>
         </w:rPr>
-        <w:t>ố</w:t>
-      </w:r>
+        <w:t>Thuận</w:t>
+      </w:r>
+      <w:proofErr w:type="spellEnd"/>
       <w:r>
         <w:rPr>
           <w:i/>
         </w:rPr>
-        <w:t xml:space="preserve"> H</w:t>
-      </w:r>
+        <w:t xml:space="preserve"> Giao, Thành </w:t>
+      </w:r>
+      <w:proofErr w:type="spellStart"/>
       <w:r>
         <w:rPr>
           <w:i/>
         </w:rPr>
-        <w:t>ồ</w:t>
-      </w:r>
+        <w:t>phố</w:t>
+      </w:r>
+      <w:proofErr w:type="spellEnd"/>
       <w:r>
         <w:rPr>
           <w:i/>
         </w:rPr>
-        <w:t xml:space="preserve"> Chí Minh, Vi</w:t>
-      </w:r>
+        <w:t xml:space="preserve"> </w:t>
+      </w:r>
+      <w:proofErr w:type="spellStart"/>
       <w:r>
         <w:rPr>
           <w:i/>
         </w:rPr>
-        <w:t>ệ</w:t>
-      </w:r>
+        <w:t>Hồ</w:t>
+      </w:r>
+      <w:proofErr w:type="spellEnd"/>
       <w:r>
         <w:rPr>
           <w:i/>
         </w:rPr>
-        <w:t>t Nam</w:t>
+        <w:t xml:space="preserve"> Chí Minh, Việt Nam</w:t>
       </w:r>
     </w:p>
     <w:p>
       <w:pPr>
         <w:spacing w:after="60"/>
       </w:pPr>
-      <w:r>
-        <w:t>Đi</w:t>
-      </w:r>
-      <w:r>
-        <w:t>ệ</w:t>
-      </w:r>
-      <w:r>
-        <w:t>n tho</w:t>
-      </w:r>
-      <w:r>
-        <w:t>ạ</w:t>
-      </w:r>
-      <w:r>
-        <w:t xml:space="preserve">i: </w:t>
-      </w:r>
-      <w:r>
-        <w:rPr>
-          <w:i/>
-        </w:rPr>
-        <w:t>0982336318</w:t>
-      </w:r>
-      <w:bookmarkStart w:id="0" w:name="_GoBack"/>
-      <w:bookmarkEnd w:id="0"/>
+      <w:proofErr w:type="spellStart"/>
+      <w:r>
+        <w:t>Điện</w:t>
+      </w:r>
+      <w:proofErr w:type="spellEnd"/>
+      <w:r>
+        <w:t xml:space="preserve"> </w:t>
+      </w:r>
+      <w:proofErr w:type="spellStart"/>
+      <w:r>
+        <w:t>thoại</w:t>
+      </w:r>
+      <w:proofErr w:type="spellEnd"/>
+      <w:r>
+        <w:t xml:space="preserve">: </w:t>
+      </w:r>
+      <w:r>
+        <w:rPr>
+          <w:rFonts w:eastAsia="Times New Roman" w:cs="Times New Roman"/>
+        </w:rPr>
+        <w:t>0965 916 385</w:t>
+      </w:r>
       <w:r>
         <w:tab/>
       </w:r>
@@ -874,11 +916,12 @@
       </w:r>
       <w:r>
         <w:tab/>
-        <w:t>S</w:t>
-      </w:r>
-      <w:r>
-        <w:t>ố</w:t>
-      </w:r>
+      </w:r>
+      <w:proofErr w:type="spellStart"/>
+      <w:r>
+        <w:t>Số</w:t>
+      </w:r>
+      <w:proofErr w:type="spellEnd"/>
       <w:r>
         <w:t xml:space="preserve"> Fax: </w:t>
       </w:r>
@@ -888,17 +931,21 @@
         <w:spacing w:after="60"/>
       </w:pPr>
       <w:r>
-        <w:t>Thư đi</w:t>
-      </w:r>
-      <w:r>
-        <w:t>ệ</w:t>
-      </w:r>
-      <w:r>
-        <w:t>n t</w:t>
-      </w:r>
-      <w:r>
-        <w:t>ử</w:t>
-      </w:r>
+        <w:t xml:space="preserve">Thư </w:t>
+      </w:r>
+      <w:proofErr w:type="spellStart"/>
+      <w:r>
+        <w:t>điện</w:t>
+      </w:r>
+      <w:proofErr w:type="spellEnd"/>
+      <w:r>
+        <w:t xml:space="preserve"> </w:t>
+      </w:r>
+      <w:proofErr w:type="spellStart"/>
+      <w:r>
+        <w:t>tử</w:t>
+      </w:r>
+      <w:proofErr w:type="spellEnd"/>
       <w:r>
         <w:t xml:space="preserve">: </w:t>
       </w:r>
@@ -941,115 +988,127 @@
         <w:rPr>
           <w:b/>
         </w:rPr>
-        <w:t>3. V</w:t>
-      </w:r>
+        <w:t xml:space="preserve">3. </w:t>
+      </w:r>
+      <w:proofErr w:type="spellStart"/>
       <w:r>
         <w:rPr>
           <w:b/>
         </w:rPr>
-        <w:t>ố</w:t>
-      </w:r>
+        <w:t>Vốn</w:t>
+      </w:r>
+      <w:proofErr w:type="spellEnd"/>
       <w:r>
         <w:rPr>
           <w:b/>
         </w:rPr>
-        <w:t>n đi</w:t>
-      </w:r>
+        <w:t xml:space="preserve"> </w:t>
+      </w:r>
+      <w:proofErr w:type="spellStart"/>
       <w:r>
         <w:rPr>
           <w:b/>
         </w:rPr>
-        <w:t>ề</w:t>
-      </w:r>
+        <w:t>điều</w:t>
+      </w:r>
+      <w:proofErr w:type="spellEnd"/>
       <w:r>
         <w:rPr>
           <w:b/>
         </w:rPr>
-        <w:t>u l</w:t>
-      </w:r>
+        <w:t xml:space="preserve"> </w:t>
+      </w:r>
+      <w:proofErr w:type="spellStart"/>
+      <w:proofErr w:type="gramStart"/>
       <w:r>
         <w:rPr>
           <w:b/>
         </w:rPr>
-        <w:t>ệ</w:t>
-      </w:r>
+        <w:t>lệ</w:t>
+      </w:r>
+      <w:proofErr w:type="spellEnd"/>
       <w:r>
         <w:rPr>
           <w:b/>
         </w:rPr>
-        <w:t xml:space="preserve"> : 2.000.000.000 đ</w:t>
-      </w:r>
+        <w:t xml:space="preserve"> :</w:t>
+      </w:r>
+      <w:proofErr w:type="gramEnd"/>
       <w:r>
         <w:rPr>
           <w:b/>
         </w:rPr>
-        <w:t>ồ</w:t>
-      </w:r>
+        <w:t xml:space="preserve"> 2.000.000.000 </w:t>
+      </w:r>
+      <w:proofErr w:type="spellStart"/>
       <w:r>
         <w:rPr>
           <w:b/>
         </w:rPr>
-        <w:t>ng.</w:t>
+        <w:t>đồng</w:t>
+      </w:r>
+      <w:proofErr w:type="spellEnd"/>
+      <w:r>
+        <w:rPr>
+          <w:b/>
+        </w:rPr>
+        <w:t>.</w:t>
       </w:r>
     </w:p>
     <w:p>
       <w:pPr>
         <w:spacing w:after="60"/>
       </w:pPr>
+      <w:proofErr w:type="spellStart"/>
       <w:r>
         <w:rPr>
           <w:i/>
         </w:rPr>
-        <w:t>B</w:t>
-      </w:r>
+        <w:t>Bằng</w:t>
+      </w:r>
+      <w:proofErr w:type="spellEnd"/>
       <w:r>
         <w:rPr>
           <w:i/>
         </w:rPr>
-        <w:t>ằ</w:t>
-      </w:r>
+        <w:t xml:space="preserve"> </w:t>
+      </w:r>
+      <w:proofErr w:type="spellStart"/>
       <w:r>
         <w:rPr>
           <w:i/>
         </w:rPr>
-        <w:t>ng ch</w:t>
-      </w:r>
+        <w:t>chữ</w:t>
+      </w:r>
+      <w:proofErr w:type="spellEnd"/>
       <w:r>
         <w:rPr>
           <w:i/>
         </w:rPr>
-        <w:t>ữ</w:t>
-      </w:r>
+        <w:t xml:space="preserve">: Hai </w:t>
+      </w:r>
+      <w:proofErr w:type="spellStart"/>
       <w:r>
         <w:rPr>
           <w:i/>
         </w:rPr>
-        <w:t>: Hai t</w:t>
-      </w:r>
+        <w:t>tỷ</w:t>
+      </w:r>
+      <w:proofErr w:type="spellEnd"/>
       <w:r>
         <w:rPr>
           <w:i/>
         </w:rPr>
-        <w:t>ỷ</w:t>
-      </w:r>
+        <w:t xml:space="preserve"> </w:t>
+      </w:r>
+      <w:proofErr w:type="spellStart"/>
       <w:r>
         <w:rPr>
           <w:i/>
         </w:rPr>
-        <w:t xml:space="preserve"> đ</w:t>
-      </w:r>
-      <w:r>
-        <w:rPr>
-          <w:i/>
-        </w:rPr>
-        <w:t>ồ</w:t>
-      </w:r>
-      <w:r>
-        <w:rPr>
-          <w:i/>
-        </w:rPr>
-        <w:t>ng</w:t>
-      </w:r>
+        <w:t>đồng</w:t>
+      </w:r>
+      <w:proofErr w:type="spellEnd"/>
     </w:p>
     <w:p>
       <w:pPr>
@@ -1059,99 +1118,108 @@
         <w:rPr>
           <w:b/>
         </w:rPr>
-        <w:t>4. Thông tin v</w:t>
-      </w:r>
+        <w:t xml:space="preserve">4. Thông tin </w:t>
+      </w:r>
+      <w:proofErr w:type="spellStart"/>
       <w:r>
         <w:rPr>
           <w:b/>
         </w:rPr>
-        <w:t>ề</w:t>
-      </w:r>
+        <w:t>về</w:t>
+      </w:r>
+      <w:proofErr w:type="spellEnd"/>
       <w:r>
         <w:rPr>
           <w:b/>
         </w:rPr>
-        <w:t xml:space="preserve"> ch</w:t>
-      </w:r>
+        <w:t xml:space="preserve"> </w:t>
+      </w:r>
+      <w:proofErr w:type="spellStart"/>
       <w:r>
         <w:rPr>
           <w:b/>
         </w:rPr>
-        <w:t>ủ</w:t>
-      </w:r>
+        <w:t>chủ</w:t>
+      </w:r>
+      <w:proofErr w:type="spellEnd"/>
       <w:r>
         <w:rPr>
           <w:b/>
         </w:rPr>
-        <w:t xml:space="preserve"> s</w:t>
-      </w:r>
+        <w:t xml:space="preserve"> </w:t>
+      </w:r>
+      <w:proofErr w:type="spellStart"/>
       <w:r>
         <w:rPr>
           <w:b/>
         </w:rPr>
-        <w:t>ở</w:t>
-      </w:r>
+        <w:t>sở</w:t>
+      </w:r>
+      <w:proofErr w:type="spellEnd"/>
       <w:r>
         <w:rPr>
           <w:b/>
         </w:rPr>
-        <w:t xml:space="preserve"> h</w:t>
-      </w:r>
+        <w:t xml:space="preserve"> </w:t>
+      </w:r>
+      <w:proofErr w:type="spellStart"/>
       <w:r>
         <w:rPr>
           <w:b/>
         </w:rPr>
-        <w:t>ữ</w:t>
-      </w:r>
-      <w:r>
-        <w:rPr>
-          <w:b/>
-        </w:rPr>
-        <w:t>u</w:t>
-      </w:r>
+        <w:t>hữu</w:t>
+      </w:r>
+      <w:proofErr w:type="spellEnd"/>
     </w:p>
     <w:p>
       <w:pPr>
         <w:spacing w:after="60"/>
       </w:pPr>
-      <w:r>
-        <w:t>H</w:t>
-      </w:r>
-      <w:r>
-        <w:t>ọ</w:t>
-      </w:r>
-      <w:r>
-        <w:t>, ch</w:t>
-      </w:r>
-      <w:r>
-        <w:t>ữ</w:t>
-      </w:r>
-      <w:r>
-        <w:t xml:space="preserve"> đ</w:t>
-      </w:r>
-      <w:r>
-        <w:t>ệ</w:t>
-      </w:r>
-      <w:r>
-        <w:t xml:space="preserve">m và tên: </w:t>
+      <w:proofErr w:type="spellStart"/>
+      <w:r>
+        <w:t>Họ</w:t>
+      </w:r>
+      <w:proofErr w:type="spellEnd"/>
+      <w:r>
+        <w:t xml:space="preserve">, </w:t>
+      </w:r>
+      <w:proofErr w:type="spellStart"/>
+      <w:r>
+        <w:t>chữ</w:t>
+      </w:r>
+      <w:proofErr w:type="spellEnd"/>
+      <w:r>
+        <w:t xml:space="preserve"> </w:t>
+      </w:r>
+      <w:proofErr w:type="spellStart"/>
+      <w:r>
+        <w:t>đệm</w:t>
+      </w:r>
+      <w:proofErr w:type="spellEnd"/>
+      <w:r>
+        <w:t xml:space="preserve"> </w:t>
+      </w:r>
+      <w:proofErr w:type="spellStart"/>
+      <w:r>
+        <w:t>và</w:t>
+      </w:r>
+      <w:proofErr w:type="spellEnd"/>
+      <w:r>
+        <w:t xml:space="preserve"> </w:t>
+      </w:r>
+      <w:proofErr w:type="spellStart"/>
+      <w:r>
+        <w:t>tên</w:t>
+      </w:r>
+      <w:proofErr w:type="spellEnd"/>
+      <w:r>
+        <w:t xml:space="preserve">: </w:t>
       </w:r>
       <w:r>
         <w:rPr>
           <w:b/>
         </w:rPr>
-        <w:t>PHAN TH</w:t>
-      </w:r>
-      <w:r>
-        <w:rPr>
-          <w:b/>
-        </w:rPr>
-        <w:t>Ị</w:t>
-      </w:r>
-      <w:r>
-        <w:rPr>
-          <w:b/>
-        </w:rPr>
-        <w:t xml:space="preserve"> KHÁNH LY</w:t>
+        <w:t>PHAN THỊ KHÁNH LY</w:t>
       </w:r>
       <w:r>
         <w:tab/>
@@ -1161,33 +1229,67 @@
       </w:r>
       <w:r>
         <w:tab/>
-        <w:t>Gi</w:t>
-      </w:r>
-      <w:r>
-        <w:t>ớ</w:t>
-      </w:r>
-      <w:r>
-        <w:t xml:space="preserve">i tính: </w:t>
-      </w:r>
+      </w:r>
+      <w:proofErr w:type="spellStart"/>
+      <w:r>
+        <w:t>Giới</w:t>
+      </w:r>
+      <w:proofErr w:type="spellEnd"/>
+      <w:r>
+        <w:t xml:space="preserve"> </w:t>
+      </w:r>
+      <w:proofErr w:type="spellStart"/>
+      <w:r>
+        <w:t>tính</w:t>
+      </w:r>
+      <w:proofErr w:type="spellEnd"/>
+      <w:r>
+        <w:t xml:space="preserve">: </w:t>
+      </w:r>
+      <w:proofErr w:type="spellStart"/>
       <w:r>
         <w:rPr>
           <w:i/>
         </w:rPr>
-        <w:t>N</w:t>
-      </w:r>
-      <w:r>
-        <w:rPr>
-          <w:i/>
-        </w:rPr>
-        <w:t>ữ</w:t>
-      </w:r>
+        <w:t>Nữ</w:t>
+      </w:r>
+      <w:proofErr w:type="spellEnd"/>
     </w:p>
     <w:p>
       <w:pPr>
         <w:spacing w:after="60"/>
       </w:pPr>
-      <w:r>
-        <w:t xml:space="preserve">Ngày, tháng, năm sinh: </w:t>
+      <w:proofErr w:type="spellStart"/>
+      <w:r>
+        <w:t>Ngày</w:t>
+      </w:r>
+      <w:proofErr w:type="spellEnd"/>
+      <w:r>
+        <w:t xml:space="preserve">, </w:t>
+      </w:r>
+      <w:proofErr w:type="spellStart"/>
+      <w:r>
+        <w:t>tháng</w:t>
+      </w:r>
+      <w:proofErr w:type="spellEnd"/>
+      <w:r>
+        <w:t xml:space="preserve">, </w:t>
+      </w:r>
+      <w:proofErr w:type="spellStart"/>
+      <w:r>
+        <w:t>năm</w:t>
+      </w:r>
+      <w:proofErr w:type="spellEnd"/>
+      <w:r>
+        <w:t xml:space="preserve"> </w:t>
+      </w:r>
+      <w:proofErr w:type="spellStart"/>
+      <w:r>
+        <w:t>sinh</w:t>
+      </w:r>
+      <w:proofErr w:type="spellEnd"/>
+      <w:r>
+        <w:t xml:space="preserve">: </w:t>
       </w:r>
       <w:r>
         <w:rPr>
@@ -1200,137 +1302,159 @@
       </w:r>
       <w:r>
         <w:tab/>
-        <w:t>Qu</w:t>
-      </w:r>
-      <w:r>
-        <w:t>ố</w:t>
-      </w:r>
-      <w:r>
-        <w:t>c t</w:t>
-      </w:r>
-      <w:r>
-        <w:t>ị</w:t>
-      </w:r>
-      <w:r>
-        <w:t xml:space="preserve">ch: </w:t>
+        <w:t xml:space="preserve">Quốc </w:t>
+      </w:r>
+      <w:proofErr w:type="spellStart"/>
+      <w:r>
+        <w:t>tịch</w:t>
+      </w:r>
+      <w:proofErr w:type="spellEnd"/>
+      <w:r>
+        <w:t xml:space="preserve">: </w:t>
       </w:r>
       <w:r>
         <w:rPr>
           <w:i/>
         </w:rPr>
-        <w:t>Vi</w:t>
-      </w:r>
-      <w:r>
-        <w:rPr>
-          <w:i/>
-        </w:rPr>
-        <w:t>ệ</w:t>
-      </w:r>
-      <w:r>
-        <w:rPr>
-          <w:i/>
-        </w:rPr>
-        <w:t>t Nam</w:t>
+        <w:t>Việt Nam</w:t>
       </w:r>
     </w:p>
     <w:p>
       <w:pPr>
         <w:spacing w:after="60"/>
       </w:pPr>
-      <w:r>
-        <w:t>S</w:t>
-      </w:r>
-      <w:r>
-        <w:t>ố</w:t>
-      </w:r>
-      <w:r>
-        <w:t xml:space="preserve"> đ</w:t>
-      </w:r>
-      <w:r>
-        <w:t>ị</w:t>
-      </w:r>
-      <w:r>
-        <w:t>nh danh cá nhân: 091193010479</w:t>
+      <w:proofErr w:type="spellStart"/>
+      <w:r>
+        <w:t>Số</w:t>
+      </w:r>
+      <w:proofErr w:type="spellEnd"/>
+      <w:r>
+        <w:t xml:space="preserve"> </w:t>
+      </w:r>
+      <w:proofErr w:type="spellStart"/>
+      <w:r>
+        <w:t>định</w:t>
+      </w:r>
+      <w:proofErr w:type="spellEnd"/>
+      <w:r>
+        <w:t xml:space="preserve"> </w:t>
+      </w:r>
+      <w:proofErr w:type="spellStart"/>
+      <w:r>
+        <w:t>danh</w:t>
+      </w:r>
+      <w:proofErr w:type="spellEnd"/>
+      <w:r>
+        <w:t xml:space="preserve"> </w:t>
+      </w:r>
+      <w:proofErr w:type="spellStart"/>
+      <w:r>
+        <w:t>cá</w:t>
+      </w:r>
+      <w:proofErr w:type="spellEnd"/>
+      <w:r>
+        <w:t xml:space="preserve"> </w:t>
+      </w:r>
+      <w:proofErr w:type="spellStart"/>
+      <w:r>
+        <w:t>nhân</w:t>
+      </w:r>
+      <w:proofErr w:type="spellEnd"/>
+      <w:r>
+        <w:t>: 091193010479</w:t>
       </w:r>
     </w:p>
     <w:p>
       <w:pPr>
         <w:spacing w:after="60"/>
       </w:pPr>
-      <w:r>
-        <w:t>Đ</w:t>
-      </w:r>
-      <w:r>
-        <w:t>ị</w:t>
-      </w:r>
-      <w:r>
-        <w:t>a ch</w:t>
-      </w:r>
-      <w:r>
-        <w:t>ỉ</w:t>
-      </w:r>
-      <w:r>
-        <w:t xml:space="preserve"> liên l</w:t>
-      </w:r>
-      <w:r>
-        <w:t>ạ</w:t>
-      </w:r>
-      <w:r>
-        <w:t xml:space="preserve">c: </w:t>
-      </w:r>
+      <w:proofErr w:type="spellStart"/>
+      <w:r>
+        <w:t>Địa</w:t>
+      </w:r>
+      <w:proofErr w:type="spellEnd"/>
+      <w:r>
+        <w:t xml:space="preserve"> </w:t>
+      </w:r>
+      <w:proofErr w:type="spellStart"/>
+      <w:r>
+        <w:t>chỉ</w:t>
+      </w:r>
+      <w:proofErr w:type="spellEnd"/>
+      <w:r>
+        <w:t xml:space="preserve"> </w:t>
+      </w:r>
+      <w:proofErr w:type="spellStart"/>
+      <w:r>
+        <w:t>liên</w:t>
+      </w:r>
+      <w:proofErr w:type="spellEnd"/>
+      <w:r>
+        <w:t xml:space="preserve"> </w:t>
+      </w:r>
+      <w:proofErr w:type="spellStart"/>
+      <w:r>
+        <w:t>lạc</w:t>
+      </w:r>
+      <w:proofErr w:type="spellEnd"/>
+      <w:r>
+        <w:t xml:space="preserve">: </w:t>
+      </w:r>
+      <w:proofErr w:type="spellStart"/>
       <w:r>
         <w:rPr>
           <w:i/>
         </w:rPr>
-        <w:t>Thôn An Th</w:t>
-      </w:r>
+        <w:t>Thôn</w:t>
+      </w:r>
+      <w:proofErr w:type="spellEnd"/>
       <w:r>
         <w:rPr>
           <w:i/>
         </w:rPr>
-        <w:t>ị</w:t>
-      </w:r>
+        <w:t xml:space="preserve"> An Thị, </w:t>
+      </w:r>
+      <w:proofErr w:type="spellStart"/>
       <w:r>
         <w:rPr>
           <w:i/>
         </w:rPr>
-        <w:t>, Xã Long Ki</w:t>
-      </w:r>
+        <w:t>Xã</w:t>
+      </w:r>
+      <w:proofErr w:type="spellEnd"/>
       <w:r>
         <w:rPr>
           <w:i/>
         </w:rPr>
-        <w:t>ế</w:t>
-      </w:r>
+        <w:t xml:space="preserve"> Long </w:t>
+      </w:r>
+      <w:proofErr w:type="spellStart"/>
       <w:r>
         <w:rPr>
           <w:i/>
         </w:rPr>
-        <w:t>n, T</w:t>
-      </w:r>
+        <w:t>Kiến</w:t>
+      </w:r>
+      <w:proofErr w:type="spellEnd"/>
       <w:r>
         <w:rPr>
           <w:i/>
         </w:rPr>
-        <w:t>ỉ</w:t>
-      </w:r>
+        <w:t xml:space="preserve">, </w:t>
+      </w:r>
+      <w:proofErr w:type="spellStart"/>
       <w:r>
         <w:rPr>
           <w:i/>
         </w:rPr>
-        <w:t>nh An Giang, Vi</w:t>
-      </w:r>
+        <w:t>Tỉnh</w:t>
+      </w:r>
+      <w:proofErr w:type="spellEnd"/>
       <w:r>
         <w:rPr>
           <w:i/>
         </w:rPr>
-        <w:t>ệ</w:t>
-      </w:r>
-      <w:r>
-        <w:rPr>
-          <w:i/>
-        </w:rPr>
-        <w:t>t Nam</w:t>
+        <w:t xml:space="preserve"> An Giang, Việt Nam</w:t>
       </w:r>
     </w:p>
     <w:p>
@@ -1341,73 +1465,119 @@
         <w:rPr>
           <w:b/>
         </w:rPr>
-        <w:t>5. Ngư</w:t>
-      </w:r>
+        <w:t xml:space="preserve">5. </w:t>
+      </w:r>
+      <w:proofErr w:type="spellStart"/>
       <w:r>
         <w:rPr>
           <w:b/>
         </w:rPr>
-        <w:t>ờ</w:t>
-      </w:r>
+        <w:t>Người</w:t>
+      </w:r>
+      <w:proofErr w:type="spellEnd"/>
       <w:r>
         <w:rPr>
           <w:b/>
         </w:rPr>
-        <w:t>i đ</w:t>
-      </w:r>
+        <w:t xml:space="preserve"> </w:t>
+      </w:r>
+      <w:proofErr w:type="spellStart"/>
       <w:r>
         <w:rPr>
           <w:b/>
         </w:rPr>
-        <w:t>ạ</w:t>
-      </w:r>
+        <w:t>đại</w:t>
+      </w:r>
+      <w:proofErr w:type="spellEnd"/>
       <w:r>
         <w:rPr>
           <w:b/>
         </w:rPr>
-        <w:t>i di</w:t>
-      </w:r>
+        <w:t xml:space="preserve"> </w:t>
+      </w:r>
+      <w:proofErr w:type="spellStart"/>
       <w:r>
         <w:rPr>
           <w:b/>
         </w:rPr>
-        <w:t>ệ</w:t>
-      </w:r>
+        <w:t>diện</w:t>
+      </w:r>
+      <w:proofErr w:type="spellEnd"/>
       <w:r>
         <w:rPr>
           <w:b/>
         </w:rPr>
-        <w:t>n theo pháp lu</w:t>
-      </w:r>
+        <w:t xml:space="preserve"> </w:t>
+      </w:r>
+      <w:proofErr w:type="spellStart"/>
       <w:r>
         <w:rPr>
           <w:b/>
         </w:rPr>
-        <w:t>ậ</w:t>
-      </w:r>
+        <w:t>theo</w:t>
+      </w:r>
+      <w:proofErr w:type="spellEnd"/>
       <w:r>
         <w:rPr>
           <w:b/>
         </w:rPr>
-        <w:t>t c</w:t>
-      </w:r>
+        <w:t xml:space="preserve"> </w:t>
+      </w:r>
+      <w:proofErr w:type="spellStart"/>
       <w:r>
         <w:rPr>
           <w:b/>
         </w:rPr>
-        <w:t>ủ</w:t>
-      </w:r>
+        <w:t>pháp</w:t>
+      </w:r>
+      <w:proofErr w:type="spellEnd"/>
       <w:r>
         <w:rPr>
           <w:b/>
         </w:rPr>
-        <w:t>a công t</w:t>
-      </w:r>
+        <w:t xml:space="preserve"> </w:t>
+      </w:r>
+      <w:proofErr w:type="spellStart"/>
       <w:r>
         <w:rPr>
           <w:b/>
         </w:rPr>
-        <w:t>y</w:t>
+        <w:t>luật</w:t>
+      </w:r>
+      <w:proofErr w:type="spellEnd"/>
+      <w:r>
+        <w:rPr>
+          <w:b/>
+        </w:rPr>
+        <w:t xml:space="preserve"> </w:t>
+      </w:r>
+      <w:proofErr w:type="spellStart"/>
+      <w:r>
+        <w:rPr>
+          <w:b/>
+        </w:rPr>
+        <w:t>của</w:t>
+      </w:r>
+      <w:proofErr w:type="spellEnd"/>
+      <w:r>
+        <w:rPr>
+          <w:b/>
+        </w:rPr>
+        <w:t xml:space="preserve"> </w:t>
+      </w:r>
+      <w:proofErr w:type="spellStart"/>
+      <w:r>
+        <w:rPr>
+          <w:b/>
+        </w:rPr>
+        <w:t>công</w:t>
+      </w:r>
+      <w:proofErr w:type="spellEnd"/>
+      <w:r>
+        <w:rPr>
+          <w:b/>
+        </w:rPr>
+        <w:t xml:space="preserve"> ty</w:t>
       </w:r>
     </w:p>
     <w:p>
@@ -1415,43 +1585,53 @@
         <w:spacing w:after="60"/>
       </w:pPr>
       <w:r>
-        <w:t>*   H</w:t>
-      </w:r>
-      <w:r>
-        <w:t>ọ</w:t>
-      </w:r>
-      <w:r>
-        <w:t>, ch</w:t>
-      </w:r>
-      <w:r>
-        <w:t>ữ</w:t>
-      </w:r>
-      <w:r>
-        <w:t xml:space="preserve"> đ</w:t>
-      </w:r>
-      <w:r>
-        <w:t>ệ</w:t>
-      </w:r>
-      <w:r>
-        <w:t xml:space="preserve">m và tên: </w:t>
+        <w:t xml:space="preserve">*   </w:t>
+      </w:r>
+      <w:proofErr w:type="spellStart"/>
+      <w:r>
+        <w:t>Họ</w:t>
+      </w:r>
+      <w:proofErr w:type="spellEnd"/>
+      <w:r>
+        <w:t xml:space="preserve">, </w:t>
+      </w:r>
+      <w:proofErr w:type="spellStart"/>
+      <w:r>
+        <w:t>chữ</w:t>
+      </w:r>
+      <w:proofErr w:type="spellEnd"/>
+      <w:r>
+        <w:t xml:space="preserve"> </w:t>
+      </w:r>
+      <w:proofErr w:type="spellStart"/>
+      <w:r>
+        <w:t>đệm</w:t>
+      </w:r>
+      <w:proofErr w:type="spellEnd"/>
+      <w:r>
+        <w:t xml:space="preserve"> </w:t>
+      </w:r>
+      <w:proofErr w:type="spellStart"/>
+      <w:r>
+        <w:t>và</w:t>
+      </w:r>
+      <w:proofErr w:type="spellEnd"/>
+      <w:r>
+        <w:t xml:space="preserve"> </w:t>
+      </w:r>
+      <w:proofErr w:type="spellStart"/>
+      <w:r>
+        <w:t>tên</w:t>
+      </w:r>
+      <w:proofErr w:type="spellEnd"/>
+      <w:r>
+        <w:t xml:space="preserve">: </w:t>
       </w:r>
       <w:r>
         <w:rPr>
           <w:b/>
         </w:rPr>
-        <w:t>PHAN TH</w:t>
-      </w:r>
-      <w:r>
-        <w:rPr>
-          <w:b/>
-        </w:rPr>
-        <w:t>Ị</w:t>
-      </w:r>
-      <w:r>
-        <w:rPr>
-          <w:b/>
-        </w:rPr>
-        <w:t xml:space="preserve"> KHÁNH LY</w:t>
+        <w:t>PHAN THỊ KHÁNH LY</w:t>
       </w:r>
       <w:r>
         <w:tab/>
@@ -1461,33 +1641,67 @@
       </w:r>
       <w:r>
         <w:tab/>
-        <w:t>Gi</w:t>
-      </w:r>
-      <w:r>
-        <w:t>ớ</w:t>
-      </w:r>
-      <w:r>
-        <w:t xml:space="preserve">i tính: </w:t>
-      </w:r>
+      </w:r>
+      <w:proofErr w:type="spellStart"/>
+      <w:r>
+        <w:t>Giới</w:t>
+      </w:r>
+      <w:proofErr w:type="spellEnd"/>
+      <w:r>
+        <w:t xml:space="preserve"> </w:t>
+      </w:r>
+      <w:proofErr w:type="spellStart"/>
+      <w:r>
+        <w:t>tính</w:t>
+      </w:r>
+      <w:proofErr w:type="spellEnd"/>
+      <w:r>
+        <w:t xml:space="preserve">: </w:t>
+      </w:r>
+      <w:proofErr w:type="spellStart"/>
       <w:r>
         <w:rPr>
           <w:i/>
         </w:rPr>
-        <w:t>N</w:t>
-      </w:r>
-      <w:r>
-        <w:rPr>
-          <w:i/>
-        </w:rPr>
-        <w:t>ữ</w:t>
-      </w:r>
+        <w:t>Nữ</w:t>
+      </w:r>
+      <w:proofErr w:type="spellEnd"/>
     </w:p>
     <w:p>
       <w:pPr>
         <w:spacing w:after="60"/>
       </w:pPr>
-      <w:r>
-        <w:t xml:space="preserve">Ngày, tháng, năm sinh: </w:t>
+      <w:proofErr w:type="spellStart"/>
+      <w:r>
+        <w:t>Ngày</w:t>
+      </w:r>
+      <w:proofErr w:type="spellEnd"/>
+      <w:r>
+        <w:t xml:space="preserve">, </w:t>
+      </w:r>
+      <w:proofErr w:type="spellStart"/>
+      <w:r>
+        <w:t>tháng</w:t>
+      </w:r>
+      <w:proofErr w:type="spellEnd"/>
+      <w:r>
+        <w:t xml:space="preserve">, </w:t>
+      </w:r>
+      <w:proofErr w:type="spellStart"/>
+      <w:r>
+        <w:t>năm</w:t>
+      </w:r>
+      <w:proofErr w:type="spellEnd"/>
+      <w:r>
+        <w:t xml:space="preserve"> </w:t>
+      </w:r>
+      <w:proofErr w:type="spellStart"/>
+      <w:r>
+        <w:t>sinh</w:t>
+      </w:r>
+      <w:proofErr w:type="spellEnd"/>
+      <w:r>
+        <w:t xml:space="preserve">: </w:t>
       </w:r>
       <w:r>
         <w:rPr>
@@ -1500,57 +1714,66 @@
       </w:r>
       <w:r>
         <w:tab/>
-        <w:t>Qu</w:t>
-      </w:r>
-      <w:r>
-        <w:t>ố</w:t>
-      </w:r>
-      <w:r>
-        <w:t>c t</w:t>
-      </w:r>
-      <w:r>
-        <w:t>ị</w:t>
-      </w:r>
-      <w:r>
-        <w:t xml:space="preserve">ch: </w:t>
+        <w:t xml:space="preserve">Quốc </w:t>
+      </w:r>
+      <w:proofErr w:type="spellStart"/>
+      <w:r>
+        <w:t>tịch</w:t>
+      </w:r>
+      <w:proofErr w:type="spellEnd"/>
+      <w:r>
+        <w:t xml:space="preserve">: </w:t>
       </w:r>
       <w:r>
         <w:rPr>
           <w:i/>
         </w:rPr>
-        <w:t>Vi</w:t>
-      </w:r>
-      <w:r>
-        <w:rPr>
-          <w:i/>
-        </w:rPr>
-        <w:t>ệ</w:t>
-      </w:r>
-      <w:r>
-        <w:rPr>
-          <w:i/>
-        </w:rPr>
-        <w:t>t Nam</w:t>
+        <w:t>Việt Nam</w:t>
       </w:r>
     </w:p>
     <w:p>
       <w:pPr>
         <w:spacing w:after="60"/>
       </w:pPr>
-      <w:r>
-        <w:t>S</w:t>
-      </w:r>
-      <w:r>
-        <w:t>ố</w:t>
-      </w:r>
-      <w:r>
-        <w:t xml:space="preserve"> đ</w:t>
-      </w:r>
-      <w:r>
-        <w:t>ị</w:t>
-      </w:r>
-      <w:r>
-        <w:t xml:space="preserve">nh danh cá nhân: </w:t>
+      <w:proofErr w:type="spellStart"/>
+      <w:r>
+        <w:t>Số</w:t>
+      </w:r>
+      <w:proofErr w:type="spellEnd"/>
+      <w:r>
+        <w:t xml:space="preserve"> </w:t>
+      </w:r>
+      <w:proofErr w:type="spellStart"/>
+      <w:r>
+        <w:t>định</w:t>
+      </w:r>
+      <w:proofErr w:type="spellEnd"/>
+      <w:r>
+        <w:t xml:space="preserve"> </w:t>
+      </w:r>
+      <w:proofErr w:type="spellStart"/>
+      <w:r>
+        <w:t>danh</w:t>
+      </w:r>
+      <w:proofErr w:type="spellEnd"/>
+      <w:r>
+        <w:t xml:space="preserve"> </w:t>
+      </w:r>
+      <w:proofErr w:type="spellStart"/>
+      <w:r>
+        <w:t>cá</w:t>
+      </w:r>
+      <w:proofErr w:type="spellEnd"/>
+      <w:r>
+        <w:t xml:space="preserve"> </w:t>
+      </w:r>
+      <w:proofErr w:type="spellStart"/>
+      <w:r>
+        <w:t>nhân</w:t>
+      </w:r>
+      <w:proofErr w:type="spellEnd"/>
+      <w:r>
+        <w:t xml:space="preserve">: </w:t>
       </w:r>
       <w:r>
         <w:rPr>
@@ -1563,100 +1786,127 @@
       <w:pPr>
         <w:spacing w:after="60"/>
       </w:pPr>
-      <w:r>
-        <w:t>Ch</w:t>
-      </w:r>
-      <w:r>
-        <w:t>ứ</w:t>
-      </w:r>
-      <w:r>
-        <w:t>c danh:    Giám đ</w:t>
-      </w:r>
-      <w:r>
-        <w:t>ố</w:t>
-      </w:r>
-      <w:r>
-        <w:t>c</w:t>
-      </w:r>
+      <w:proofErr w:type="spellStart"/>
+      <w:r>
+        <w:t>Chức</w:t>
+      </w:r>
+      <w:proofErr w:type="spellEnd"/>
+      <w:r>
+        <w:t xml:space="preserve"> </w:t>
+      </w:r>
+      <w:proofErr w:type="spellStart"/>
+      <w:r>
+        <w:t>danh</w:t>
+      </w:r>
+      <w:proofErr w:type="spellEnd"/>
+      <w:r>
+        <w:t xml:space="preserve">:    </w:t>
+      </w:r>
+      <w:proofErr w:type="spellStart"/>
+      <w:r>
+        <w:t>Giám</w:t>
+      </w:r>
+      <w:proofErr w:type="spellEnd"/>
+      <w:r>
+        <w:t xml:space="preserve"> </w:t>
+      </w:r>
+      <w:proofErr w:type="spellStart"/>
+      <w:r>
+        <w:t>đốc</w:t>
+      </w:r>
+      <w:proofErr w:type="spellEnd"/>
     </w:p>
     <w:p>
       <w:pPr>
         <w:spacing w:after="60"/>
       </w:pPr>
-      <w:r>
-        <w:t>Đ</w:t>
-      </w:r>
-      <w:r>
-        <w:t>ị</w:t>
-      </w:r>
-      <w:r>
-        <w:t>a ch</w:t>
-      </w:r>
-      <w:r>
-        <w:t>ỉ</w:t>
-      </w:r>
-      <w:r>
-        <w:t xml:space="preserve"> liên l</w:t>
-      </w:r>
-      <w:r>
-        <w:t>ạ</w:t>
-      </w:r>
-      <w:r>
-        <w:t xml:space="preserve">c: </w:t>
-      </w:r>
+      <w:proofErr w:type="spellStart"/>
+      <w:r>
+        <w:t>Địa</w:t>
+      </w:r>
+      <w:proofErr w:type="spellEnd"/>
+      <w:r>
+        <w:t xml:space="preserve"> </w:t>
+      </w:r>
+      <w:proofErr w:type="spellStart"/>
+      <w:r>
+        <w:t>chỉ</w:t>
+      </w:r>
+      <w:proofErr w:type="spellEnd"/>
+      <w:r>
+        <w:t xml:space="preserve"> </w:t>
+      </w:r>
+      <w:proofErr w:type="spellStart"/>
+      <w:r>
+        <w:t>liên</w:t>
+      </w:r>
+      <w:proofErr w:type="spellEnd"/>
+      <w:r>
+        <w:t xml:space="preserve"> </w:t>
+      </w:r>
+      <w:proofErr w:type="spellStart"/>
+      <w:r>
+        <w:t>lạc</w:t>
+      </w:r>
+      <w:proofErr w:type="spellEnd"/>
+      <w:r>
+        <w:t xml:space="preserve">: </w:t>
+      </w:r>
+      <w:proofErr w:type="spellStart"/>
       <w:r>
         <w:rPr>
           <w:i/>
         </w:rPr>
-        <w:t>Thôn An Th</w:t>
-      </w:r>
+        <w:t>Thôn</w:t>
+      </w:r>
+      <w:proofErr w:type="spellEnd"/>
       <w:r>
         <w:rPr>
           <w:i/>
         </w:rPr>
-        <w:t>ị</w:t>
-      </w:r>
+        <w:t xml:space="preserve"> An Thị, </w:t>
+      </w:r>
+      <w:proofErr w:type="spellStart"/>
       <w:r>
         <w:rPr>
           <w:i/>
         </w:rPr>
-        <w:t>, Xã Long Ki</w:t>
-      </w:r>
+        <w:t>Xã</w:t>
+      </w:r>
+      <w:proofErr w:type="spellEnd"/>
       <w:r>
         <w:rPr>
           <w:i/>
         </w:rPr>
-        <w:t>ế</w:t>
-      </w:r>
+        <w:t xml:space="preserve"> Long </w:t>
+      </w:r>
+      <w:proofErr w:type="spellStart"/>
       <w:r>
         <w:rPr>
           <w:i/>
         </w:rPr>
-        <w:t>n, T</w:t>
-      </w:r>
+        <w:t>Kiến</w:t>
+      </w:r>
+      <w:proofErr w:type="spellEnd"/>
       <w:r>
         <w:rPr>
           <w:i/>
         </w:rPr>
-        <w:t>ỉ</w:t>
-      </w:r>
+        <w:t xml:space="preserve">, </w:t>
+      </w:r>
+      <w:proofErr w:type="spellStart"/>
       <w:r>
         <w:rPr>
           <w:i/>
         </w:rPr>
-        <w:t>nh An Giang, Vi</w:t>
-      </w:r>
+        <w:t>Tỉnh</w:t>
+      </w:r>
+      <w:proofErr w:type="spellEnd"/>
       <w:r>
         <w:rPr>
           <w:i/>
         </w:rPr>
-        <w:t>ệ</w:t>
-      </w:r>
-      <w:r>
-        <w:rPr>
-          <w:i/>
-        </w:rPr>
-        <w:t>t Nam</w:t>
+        <w:t xml:space="preserve"> An Giang, Việt Nam</w:t>
       </w:r>
     </w:p>
     <w:sectPr>
@@ -1670,7 +1920,7 @@
 </file>
 
 <file path=word/numbering.xml><?xml version="1.0" encoding="utf-8"?>
-<w:numbering xmlns:wpc="http://schemas.microsoft.com/office/word/2010/wordprocessingCanvas" xmlns:cx="http://schemas.microsoft.com/office/drawing/2014/chartex" xmlns:cx1="http://schemas.microsoft.com/office/drawing/2015/9/8/chartex" xmlns:mc="http://schemas.openxmlformats.org/markup-compatibility/2006" xmlns:o="urn:schemas-microsoft-com:office:office" xmlns:r="http://schemas.openxmlformats.org/officeDocument/2006/relationships" xmlns:m="http://schemas.openxmlformats.org/officeDocument/2006/math" xmlns:v="urn:schemas-microsoft-com:vml" xmlns:wp14="http://schemas.microsoft.com/office/word/2010/wordprocessingDrawing" xmlns:wp="http://schemas.openxmlformats.org/drawingml/2006/wordprocessingDrawing" xmlns:w10="urn:schemas-microsoft-com:office:word" xmlns:w="http://schemas.openxmlformats.org/wordprocessingml/2006/main" xmlns:w14="http://schemas.microsoft.com/office/word/2010/wordml" xmlns:w15="http://schemas.microsoft.com/office/word/2012/wordml" xmlns:w16se="http://schemas.microsoft.com/office/word/2015/wordml/symex" xmlns:wpg="http://schemas.microsoft.com/office/word/2010/wordprocessingGroup" xmlns:wpi="http://schemas.microsoft.com/office/word/2010/wordprocessingInk" xmlns:wne="http://schemas.microsoft.com/office/word/2006/wordml" xmlns:wps="http://schemas.microsoft.com/office/word/2010/wordprocessingShape" mc:Ignorable="w14 w15 w16se wp14">
+<w:numbering xmlns:wpc="http://schemas.microsoft.com/office/word/2010/wordprocessingCanvas" xmlns:cx="http://schemas.microsoft.com/office/drawing/2014/chartex" xmlns:cx1="http://schemas.microsoft.com/office/drawing/2015/9/8/chartex" xmlns:cx2="http://schemas.microsoft.com/office/drawing/2015/10/21/chartex" xmlns:cx3="http://schemas.microsoft.com/office/drawing/2016/5/9/chartex" xmlns:cx4="http://schemas.microsoft.com/office/drawing/2016/5/10/chartex" xmlns:cx5="http://schemas.microsoft.com/office/drawing/2016/5/11/chartex" xmlns:cx6="http://schemas.microsoft.com/office/drawing/2016/5/12/chartex" xmlns:cx7="http://schemas.microsoft.com/office/drawing/2016/5/13/chartex" xmlns:cx8="http://schemas.microsoft.com/office/drawing/2016/5/14/chartex" xmlns:mc="http://schemas.openxmlformats.org/markup-compatibility/2006" xmlns:aink="http://schemas.microsoft.com/office/drawing/2016/ink" xmlns:am3d="http://schemas.microsoft.com/office/drawing/2017/model3d" xmlns:o="urn:schemas-microsoft-com:office:office" xmlns:oel="http://schemas.microsoft.com/office/2019/extlst" xmlns:r="http://schemas.openxmlformats.org/officeDocument/2006/relationships" xmlns:m="http://schemas.openxmlformats.org/officeDocument/2006/math" xmlns:v="urn:schemas-microsoft-com:vml" xmlns:wp14="http://schemas.microsoft.com/office/word/2010/wordprocessingDrawing" xmlns:wp="http://schemas.openxmlformats.org/drawingml/2006/wordprocessingDrawing" xmlns:w10="urn:schemas-microsoft-com:office:word" xmlns:w="http://schemas.openxmlformats.org/wordprocessingml/2006/main" xmlns:w14="http://schemas.microsoft.com/office/word/2010/wordml" xmlns:w15="http://schemas.microsoft.com/office/word/2012/wordml" xmlns:w16cex="http://schemas.microsoft.com/office/word/2018/wordml/cex" xmlns:w16cid="http://schemas.microsoft.com/office/word/2016/wordml/cid" xmlns:w16="http://schemas.microsoft.com/office/word/2018/wordml" xmlns:w16du="http://schemas.microsoft.com/office/word/2023/wordml/word16du" xmlns:w16sdtdh="http://schemas.microsoft.com/office/word/2020/wordml/sdtdatahash" xmlns:w16sdtfl="http://schemas.microsoft.com/office/word/2024/wordml/sdtformatlock" xmlns:w16se="http://schemas.microsoft.com/office/word/2015/wordml/symex" xmlns:wpg="http://schemas.microsoft.com/office/word/2010/wordprocessingGroup" xmlns:wpi="http://schemas.microsoft.com/office/word/2010/wordprocessingInk" xmlns:wne="http://schemas.microsoft.com/office/word/2006/wordml" xmlns:wps="http://schemas.microsoft.com/office/word/2010/wordprocessingShape" mc:Ignorable="w14 w15 w16se w16cid w16 w16cex w16sdtdh w16sdtfl w16du wp14">
   <w:abstractNum w:abstractNumId="0" w15:restartNumberingAfterBreak="0">
     <w:nsid w:val="FFFFFF7C"/>
     <w:multiLevelType w:val="singleLevel"/>
@@ -1842,38 +2092,38 @@
       </w:rPr>
     </w:lvl>
   </w:abstractNum>
-  <w:num w:numId="1">
+  <w:num w:numId="1" w16cid:durableId="1855875531">
     <w:abstractNumId w:val="8"/>
   </w:num>
-  <w:num w:numId="2">
+  <w:num w:numId="2" w16cid:durableId="1270816283">
     <w:abstractNumId w:val="6"/>
   </w:num>
-  <w:num w:numId="3">
+  <w:num w:numId="3" w16cid:durableId="1338846878">
     <w:abstractNumId w:val="5"/>
   </w:num>
-  <w:num w:numId="4">
+  <w:num w:numId="4" w16cid:durableId="471794423">
     <w:abstractNumId w:val="4"/>
   </w:num>
-  <w:num w:numId="5">
+  <w:num w:numId="5" w16cid:durableId="131141897">
     <w:abstractNumId w:val="7"/>
   </w:num>
-  <w:num w:numId="6">
+  <w:num w:numId="6" w16cid:durableId="592668811">
     <w:abstractNumId w:val="3"/>
   </w:num>
-  <w:num w:numId="7">
+  <w:num w:numId="7" w16cid:durableId="543559708">
     <w:abstractNumId w:val="2"/>
   </w:num>
-  <w:num w:numId="8">
+  <w:num w:numId="8" w16cid:durableId="1747263006">
     <w:abstractNumId w:val="1"/>
   </w:num>
-  <w:num w:numId="9">
+  <w:num w:numId="9" w16cid:durableId="855384348">
     <w:abstractNumId w:val="0"/>
   </w:num>
 </w:numbering>
 </file>
 
 <file path=word/styles.xml><?xml version="1.0" encoding="utf-8"?>
-<w:styles xmlns:mc="http://schemas.openxmlformats.org/markup-compatibility/2006" xmlns:r="http://schemas.openxmlformats.org/officeDocument/2006/relationships" xmlns:w="http://schemas.openxmlformats.org/wordprocessingml/2006/main" xmlns:w14="http://schemas.microsoft.com/office/word/2010/wordml" xmlns:w15="http://schemas.microsoft.com/office/word/2012/wordml" xmlns:w16se="http://schemas.microsoft.com/office/word/2015/wordml/symex" mc:Ignorable="w14 w15 w16se">
+<w:styles xmlns:mc="http://schemas.openxmlformats.org/markup-compatibility/2006" xmlns:r="http://schemas.openxmlformats.org/officeDocument/2006/relationships" xmlns:w="http://schemas.openxmlformats.org/wordprocessingml/2006/main" xmlns:w14="http://schemas.microsoft.com/office/word/2010/wordml" xmlns:w15="http://schemas.microsoft.com/office/word/2012/wordml" xmlns:w16cex="http://schemas.microsoft.com/office/word/2018/wordml/cex" xmlns:w16cid="http://schemas.microsoft.com/office/word/2016/wordml/cid" xmlns:w16="http://schemas.microsoft.com/office/word/2018/wordml" xmlns:w16du="http://schemas.microsoft.com/office/word/2023/wordml/word16du" xmlns:w16sdtdh="http://schemas.microsoft.com/office/word/2020/wordml/sdtdatahash" xmlns:w16sdtfl="http://schemas.microsoft.com/office/word/2024/wordml/sdtformatlock" xmlns:w16se="http://schemas.microsoft.com/office/word/2015/wordml/symex" mc:Ignorable="w14 w15 w16se w16cid w16 w16cex w16sdtdh w16sdtfl w16du">
   <w:docDefaults>
     <w:rPrDefault>
       <w:rPr>
@@ -1889,7 +2139,7 @@
       </w:pPr>
     </w:pPrDefault>
   </w:docDefaults>
-  <w:latentStyles w:defLockedState="0" w:defUIPriority="99" w:defSemiHidden="0" w:defUnhideWhenUsed="0" w:defQFormat="0" w:count="371">
+  <w:latentStyles w:defLockedState="0" w:defUIPriority="99" w:defSemiHidden="0" w:defUnhideWhenUsed="0" w:defQFormat="0" w:count="376">
     <w:lsdException w:name="Normal" w:uiPriority="0" w:qFormat="1"/>
     <w:lsdException w:name="heading 1" w:uiPriority="9" w:qFormat="1"/>
     <w:lsdException w:name="heading 2" w:semiHidden="1" w:uiPriority="9" w:unhideWhenUsed="1" w:qFormat="1"/>
@@ -2252,6 +2502,11 @@
     <w:lsdException w:name="List Table 5 Dark Accent 6" w:uiPriority="50"/>
     <w:lsdException w:name="List Table 6 Colorful Accent 6" w:uiPriority="51"/>
     <w:lsdException w:name="List Table 7 Colorful Accent 6" w:uiPriority="52"/>
+    <w:lsdException w:name="Mention" w:semiHidden="1" w:unhideWhenUsed="1"/>
+    <w:lsdException w:name="Smart Hyperlink" w:semiHidden="1" w:unhideWhenUsed="1"/>
+    <w:lsdException w:name="Hashtag" w:semiHidden="1" w:unhideWhenUsed="1"/>
+    <w:lsdException w:name="Unresolved Mention" w:semiHidden="1" w:unhideWhenUsed="1"/>
+    <w:lsdException w:name="Smart Link" w:semiHidden="1" w:unhideWhenUsed="1"/>
   </w:latentStyles>
   <w:style w:type="paragraph" w:default="1" w:styleId="Normal">
     <w:name w:val="Normal"/>
